--- a/kurs/kursovaya/03_Mubodilai-uglevodho-glikoliz-sikli-krebs_Kursi.docx
+++ b/kurs/kursovaya/03_Mubodilai-uglevodho-glikoliz-sikli-krebs_Kursi.docx
@@ -13094,7 +13094,7 @@
                 <w:b w:val="0"/>
                 <w:sz w:val="24"/>
               </w:rPr>
-              <w:t>Фермента{ts}</w:t>
+              <w:t>Ферментатсия</w:t>
             </w:r>
           </w:p>
         </w:tc>
